--- a/References/SKIN CANCER DISEASE PREDICTION SYSTEM_ Adit Jain.docx
+++ b/References/SKIN CANCER DISEASE PREDICTION SYSTEM_ Adit Jain.docx
@@ -373,23 +373,7 @@
           <w:sz w:val="24"/>
           <w:szCs w:val="24"/>
         </w:rPr>
-        <w:t xml:space="preserve">Accepts </w:t>
-      </w:r>
-      <w:proofErr w:type="spellStart"/>
-      <w:r>
-        <w:rPr>
-          <w:sz w:val="24"/>
-          <w:szCs w:val="24"/>
-        </w:rPr>
-        <w:t>dermoscopic</w:t>
-      </w:r>
-      <w:proofErr w:type="spellEnd"/>
-      <w:r>
-        <w:rPr>
-          <w:sz w:val="24"/>
-          <w:szCs w:val="24"/>
-        </w:rPr>
-        <w:t xml:space="preserve"> or skin lesion images</w:t>
+        <w:t>Accepts dermoscopic or skin lesion images</w:t>
       </w:r>
     </w:p>
     <w:p>
@@ -1084,23 +1068,7 @@
           <w:sz w:val="24"/>
           <w:szCs w:val="24"/>
         </w:rPr>
-        <w:t xml:space="preserve">: TensorFlow / </w:t>
-      </w:r>
-      <w:proofErr w:type="spellStart"/>
-      <w:r>
-        <w:rPr>
-          <w:sz w:val="24"/>
-          <w:szCs w:val="24"/>
-        </w:rPr>
-        <w:t>PyTorch</w:t>
-      </w:r>
-      <w:proofErr w:type="spellEnd"/>
-      <w:r>
-        <w:rPr>
-          <w:sz w:val="24"/>
-          <w:szCs w:val="24"/>
-        </w:rPr>
-        <w:t>, OpenCV, NumPy, Scikit-learn, Flask (optional UI)</w:t>
+        <w:t>: TensorFlow / PyTorch, OpenCV, NumPy, Scikit-learn, Flask (optional UI)</w:t>
       </w:r>
     </w:p>
     <w:p>
@@ -1892,39 +1860,7 @@
           <w:sz w:val="24"/>
           <w:szCs w:val="24"/>
         </w:rPr>
-        <w:t xml:space="preserve">The model architecture shall allow replacement with advanced CNNs (e.g., </w:t>
-      </w:r>
-      <w:proofErr w:type="spellStart"/>
-      <w:r>
-        <w:rPr>
-          <w:sz w:val="24"/>
-          <w:szCs w:val="24"/>
-        </w:rPr>
-        <w:t>ResNet</w:t>
-      </w:r>
-      <w:proofErr w:type="spellEnd"/>
-      <w:r>
-        <w:rPr>
-          <w:sz w:val="24"/>
-          <w:szCs w:val="24"/>
-        </w:rPr>
-        <w:t xml:space="preserve">, </w:t>
-      </w:r>
-      <w:proofErr w:type="spellStart"/>
-      <w:r>
-        <w:rPr>
-          <w:sz w:val="24"/>
-          <w:szCs w:val="24"/>
-        </w:rPr>
-        <w:t>EfficientNet</w:t>
-      </w:r>
-      <w:proofErr w:type="spellEnd"/>
-      <w:r>
-        <w:rPr>
-          <w:sz w:val="24"/>
-          <w:szCs w:val="24"/>
-        </w:rPr>
-        <w:t>).</w:t>
+        <w:t>The model architecture shall allow replacement with advanced CNNs (e.g., ResNet, EfficientNet).</w:t>
       </w:r>
     </w:p>
     <w:p>
@@ -6133,6 +6069,7 @@
   <w:style w:type="character" w:default="1" w:styleId="DefaultParagraphFont">
     <w:name w:val="Default Paragraph Font"/>
     <w:uiPriority w:val="1"/>
+    <w:semiHidden/>
     <w:unhideWhenUsed/>
   </w:style>
   <w:style w:type="table" w:default="1" w:styleId="TableNormal">

--- a/References/SKIN CANCER DISEASE PREDICTION SYSTEM_ Adit Jain.docx
+++ b/References/SKIN CANCER DISEASE PREDICTION SYSTEM_ Adit Jain.docx
@@ -2281,6 +2281,174 @@
           <w:szCs w:val="24"/>
         </w:rPr>
         <w:t>Real-time image capture and prediction.</w:t>
+      </w:r>
+    </w:p>
+    <w:p>
+      <w:pPr>
+        <w:rPr>
+          <w:sz w:val="24"/>
+          <w:szCs w:val="24"/>
+        </w:rPr>
+      </w:pPr>
+    </w:p>
+    <w:p>
+      <w:pPr>
+        <w:rPr>
+          <w:sz w:val="24"/>
+          <w:szCs w:val="24"/>
+        </w:rPr>
+      </w:pPr>
+    </w:p>
+    <w:p>
+      <w:pPr>
+        <w:rPr>
+          <w:sz w:val="24"/>
+          <w:szCs w:val="24"/>
+        </w:rPr>
+      </w:pPr>
+    </w:p>
+    <w:p>
+      <w:pPr>
+        <w:rPr>
+          <w:sz w:val="24"/>
+          <w:szCs w:val="24"/>
+        </w:rPr>
+      </w:pPr>
+    </w:p>
+    <w:p>
+      <w:pPr>
+        <w:rPr>
+          <w:sz w:val="36"/>
+          <w:szCs w:val="36"/>
+        </w:rPr>
+      </w:pPr>
+    </w:p>
+    <w:p>
+      <w:pPr>
+        <w:rPr>
+          <w:sz w:val="36"/>
+          <w:szCs w:val="36"/>
+        </w:rPr>
+      </w:pPr>
+    </w:p>
+    <w:p>
+      <w:pPr>
+        <w:rPr>
+          <w:sz w:val="36"/>
+          <w:szCs w:val="36"/>
+        </w:rPr>
+      </w:pPr>
+    </w:p>
+    <w:p>
+      <w:pPr>
+        <w:rPr>
+          <w:sz w:val="36"/>
+          <w:szCs w:val="36"/>
+        </w:rPr>
+      </w:pPr>
+    </w:p>
+    <w:p>
+      <w:pPr>
+        <w:rPr>
+          <w:sz w:val="36"/>
+          <w:szCs w:val="36"/>
+        </w:rPr>
+      </w:pPr>
+    </w:p>
+    <w:p>
+      <w:pPr>
+        <w:rPr>
+          <w:sz w:val="36"/>
+          <w:szCs w:val="36"/>
+        </w:rPr>
+      </w:pPr>
+    </w:p>
+    <w:p>
+      <w:pPr>
+        <w:rPr>
+          <w:sz w:val="36"/>
+          <w:szCs w:val="36"/>
+        </w:rPr>
+      </w:pPr>
+    </w:p>
+    <w:p>
+      <w:pPr>
+        <w:rPr>
+          <w:sz w:val="36"/>
+          <w:szCs w:val="36"/>
+        </w:rPr>
+      </w:pPr>
+    </w:p>
+    <w:p>
+      <w:pPr>
+        <w:rPr>
+          <w:sz w:val="36"/>
+          <w:szCs w:val="36"/>
+        </w:rPr>
+      </w:pPr>
+    </w:p>
+    <w:p>
+      <w:pPr>
+        <w:rPr>
+          <w:sz w:val="24"/>
+          <w:szCs w:val="24"/>
+        </w:rPr>
+      </w:pPr>
+      <w:r>
+        <w:rPr>
+          <w:sz w:val="36"/>
+          <w:szCs w:val="36"/>
+        </w:rPr>
+        <w:lastRenderedPageBreak/>
+        <w:t>Class</w:t>
+      </w:r>
+      <w:r>
+        <w:rPr>
+          <w:sz w:val="36"/>
+          <w:szCs w:val="36"/>
+        </w:rPr>
+        <w:t xml:space="preserve"> Diagram:</w:t>
+      </w:r>
+      <w:r>
+        <w:rPr>
+          <w:sz w:val="24"/>
+          <w:szCs w:val="24"/>
+        </w:rPr>
+        <w:drawing>
+          <wp:inline distT="0" distB="0" distL="0" distR="0" wp14:anchorId="5F37DEC8" wp14:editId="6D6421E9">
+            <wp:extent cx="5731510" cy="5188585"/>
+            <wp:effectExtent l="0" t="0" r="2540" b="0"/>
+            <wp:docPr id="1064821545" name="Picture 1"/>
+            <wp:cNvGraphicFramePr>
+              <a:graphicFrameLocks xmlns:a="http://schemas.openxmlformats.org/drawingml/2006/main" noChangeAspect="1"/>
+            </wp:cNvGraphicFramePr>
+            <a:graphic xmlns:a="http://schemas.openxmlformats.org/drawingml/2006/main">
+              <a:graphicData uri="http://schemas.openxmlformats.org/drawingml/2006/picture">
+                <pic:pic xmlns:pic="http://schemas.openxmlformats.org/drawingml/2006/picture">
+                  <pic:nvPicPr>
+                    <pic:cNvPr id="1064821545" name=""/>
+                    <pic:cNvPicPr/>
+                  </pic:nvPicPr>
+                  <pic:blipFill>
+                    <a:blip r:embed="rId6"/>
+                    <a:stretch>
+                      <a:fillRect/>
+                    </a:stretch>
+                  </pic:blipFill>
+                  <pic:spPr>
+                    <a:xfrm>
+                      <a:off x="0" y="0"/>
+                      <a:ext cx="5731510" cy="5188585"/>
+                    </a:xfrm>
+                    <a:prstGeom prst="rect">
+                      <a:avLst/>
+                    </a:prstGeom>
+                  </pic:spPr>
+                </pic:pic>
+              </a:graphicData>
+            </a:graphic>
+          </wp:inline>
+        </w:drawing>
       </w:r>
     </w:p>
     <w:sectPr>
